--- a/public/Anas_Furqan_Resume.docx
+++ b/public/Anas_Furqan_Resume.docx
@@ -172,7 +172,21 @@
           <w:rFonts w:ascii="Calibri" w:eastAsia="Calibri" w:hAnsi="Calibri" w:cs="Calibri"/>
           <w:color w:val="1F2937"/>
         </w:rPr>
-        <w:t>Full Stack Developer with 2+ years of production experience across web, real-time systems, and AI-powered applications. Interned at Tech Xperts as a Laravel developer, currently working as a Backend Developer at Techwon, and leading hackathon operations for FAST-NUCES flagship events. Won AI FEST at NED University and Runner Up at SMEC Hackathon. Enrolled at FAST-NUCES on a full merit scholarship — 2nd position across Karachi in the BIEK board. Comfortable across the full stack: from WebSocket infrastructure and CRDT conflict resolution to REST APIs, database design, and frontend animation.</w:t>
+        <w:t xml:space="preserve">Full Stack Developer with 2+ years of production experience across web, real-time systems, and AI-powered applications. Interned at </w:t>
+      </w:r>
+      <w:r>
+        <w:rPr>
+          <w:rFonts w:ascii="Calibri" w:eastAsia="Calibri" w:hAnsi="Calibri" w:cs="Calibri"/>
+          <w:color w:val="1F2937"/>
+        </w:rPr>
+        <w:t>DriesTech</w:t>
+      </w:r>
+      <w:r>
+        <w:rPr>
+          <w:rFonts w:ascii="Calibri" w:eastAsia="Calibri" w:hAnsi="Calibri" w:cs="Calibri"/>
+          <w:color w:val="1F2937"/>
+        </w:rPr>
+        <w:t xml:space="preserve"> as a Laravel developer, currently working as a Backend Developer at Techwon, and leading hackathon operations for FAST-NUCES flagship events. Won AI FEST at NED University and Runner Up at SMEC Hackathon. Enrolled at FAST-NUCES on a full merit scholarship — 2nd position across Karachi in the BIEK board. Comfortable across the full stack: from WebSocket infrastructure and CRDT conflict resolution to REST APIs, database design, and frontend animation.</w:t>
       </w:r>
     </w:p>
     <w:p>
